--- a/开发文档/远程接口文档.docx
+++ b/开发文档/远程接口文档.docx
@@ -871,7 +871,7 @@
           <w:rFonts w:hint="eastAsia" w:ascii="仿宋" w:hAnsi="仿宋" w:cs="仿宋"/>
           <w:lang w:val="en-US" w:eastAsia="zh-CN"/>
         </w:rPr>
-        <w:t>数据以 &amp; 为结束符</w:t>
+        <w:t>数据以  为结束符</w:t>
       </w:r>
     </w:p>
     <w:p>
@@ -1374,14 +1374,6 @@
         </w:rPr>
         <w:t>}</w:t>
       </w:r>
-      <w:r>
-        <w:rPr>
-          <w:rStyle w:val="10"/>
-          <w:rFonts w:hint="eastAsia"/>
-          <w:lang w:val="en-US" w:eastAsia="zh-CN"/>
-        </w:rPr>
-        <w:t>&amp;</w:t>
-      </w:r>
     </w:p>
     <w:p>
       <w:pPr>
@@ -1971,14 +1963,6 @@
         </w:rPr>
         <w:t>}</w:t>
       </w:r>
-      <w:r>
-        <w:rPr>
-          <w:rStyle w:val="10"/>
-          <w:rFonts w:hint="eastAsia"/>
-          <w:lang w:val="en-US" w:eastAsia="zh-CN"/>
-        </w:rPr>
-        <w:t>&amp;</w:t>
-      </w:r>
     </w:p>
     <w:p>
       <w:pPr>
@@ -2789,14 +2773,6 @@
         </w:rPr>
         <w:t>}</w:t>
       </w:r>
-      <w:r>
-        <w:rPr>
-          <w:rStyle w:val="10"/>
-          <w:rFonts w:hint="eastAsia"/>
-          <w:lang w:val="en-US" w:eastAsia="zh-CN"/>
-        </w:rPr>
-        <w:t>&amp;</w:t>
-      </w:r>
     </w:p>
     <w:p>
       <w:pPr>
@@ -3151,14 +3127,6 @@
         </w:rPr>
         <w:t>}</w:t>
       </w:r>
-      <w:r>
-        <w:rPr>
-          <w:rStyle w:val="10"/>
-          <w:rFonts w:hint="eastAsia"/>
-          <w:lang w:val="en-US" w:eastAsia="zh-CN"/>
-        </w:rPr>
-        <w:t>&amp;</w:t>
-      </w:r>
     </w:p>
     <w:p>
       <w:pPr>
@@ -3528,14 +3496,6 @@
         </w:rPr>
         <w:t>}</w:t>
       </w:r>
-      <w:r>
-        <w:rPr>
-          <w:rStyle w:val="10"/>
-          <w:rFonts w:hint="eastAsia"/>
-          <w:lang w:val="en-US" w:eastAsia="zh-CN"/>
-        </w:rPr>
-        <w:t>&amp;</w:t>
-      </w:r>
     </w:p>
     <w:p/>
     <w:p/>
@@ -4025,14 +3985,6 @@
         </w:rPr>
         <w:t>}</w:t>
       </w:r>
-      <w:r>
-        <w:rPr>
-          <w:rStyle w:val="10"/>
-          <w:rFonts w:hint="eastAsia"/>
-          <w:lang w:val="en-US" w:eastAsia="zh-CN"/>
-        </w:rPr>
-        <w:t>&amp;</w:t>
-      </w:r>
     </w:p>
     <w:p>
       <w:pPr>
@@ -4387,14 +4339,6 @@
         </w:rPr>
         <w:t>}</w:t>
       </w:r>
-      <w:r>
-        <w:rPr>
-          <w:rStyle w:val="10"/>
-          <w:rFonts w:hint="eastAsia"/>
-          <w:lang w:val="en-US" w:eastAsia="zh-CN"/>
-        </w:rPr>
-        <w:t>&amp;</w:t>
-      </w:r>
     </w:p>
     <w:p>
       <w:pPr>
@@ -4764,14 +4708,6 @@
         </w:rPr>
         <w:t>}</w:t>
       </w:r>
-      <w:r>
-        <w:rPr>
-          <w:rStyle w:val="10"/>
-          <w:rFonts w:hint="eastAsia"/>
-          <w:lang w:val="en-US" w:eastAsia="zh-CN"/>
-        </w:rPr>
-        <w:t>&amp;</w:t>
-      </w:r>
     </w:p>
     <w:p/>
     <w:p/>
@@ -5081,14 +5017,6 @@
         </w:rPr>
         <w:t>}</w:t>
       </w:r>
-      <w:r>
-        <w:rPr>
-          <w:rStyle w:val="10"/>
-          <w:rFonts w:hint="eastAsia"/>
-          <w:lang w:val="en-US" w:eastAsia="zh-CN"/>
-        </w:rPr>
-        <w:t>&amp;</w:t>
-      </w:r>
     </w:p>
     <w:p>
       <w:pPr>
@@ -5637,14 +5565,6 @@
         </w:rPr>
         <w:t>}</w:t>
       </w:r>
-      <w:r>
-        <w:rPr>
-          <w:rStyle w:val="10"/>
-          <w:rFonts w:hint="eastAsia"/>
-          <w:lang w:val="en-US" w:eastAsia="zh-CN"/>
-        </w:rPr>
-        <w:t>&amp;</w:t>
-      </w:r>
     </w:p>
     <w:p>
       <w:pPr>
@@ -6014,14 +5934,8 @@
         </w:rPr>
         <w:t>}</w:t>
       </w:r>
-      <w:r>
-        <w:rPr>
-          <w:rStyle w:val="10"/>
-          <w:rFonts w:hint="eastAsia"/>
-          <w:lang w:val="en-US" w:eastAsia="zh-CN"/>
-        </w:rPr>
-        <w:t>&amp;</w:t>
-      </w:r>
+      <w:bookmarkStart w:id="0" w:name="_GoBack"/>
+      <w:bookmarkEnd w:id="0"/>
     </w:p>
     <w:p/>
     <w:p/>
@@ -6526,14 +6440,6 @@
         </w:rPr>
         <w:t>}</w:t>
       </w:r>
-      <w:r>
-        <w:rPr>
-          <w:rStyle w:val="10"/>
-          <w:rFonts w:hint="eastAsia"/>
-          <w:lang w:val="en-US" w:eastAsia="zh-CN"/>
-        </w:rPr>
-        <w:t>&amp;</w:t>
-      </w:r>
     </w:p>
     <w:p>
       <w:pPr>
@@ -6850,8 +6756,6 @@
         </w:rPr>
         <w:t>config.json</w:t>
       </w:r>
-      <w:bookmarkStart w:id="0" w:name="_GoBack"/>
-      <w:bookmarkEnd w:id="0"/>
       <w:r>
         <w:rPr>
           <w:rStyle w:val="10"/>
@@ -7082,14 +6986,6 @@
           <w:rStyle w:val="10"/>
         </w:rPr>
         <w:t>}</w:t>
-      </w:r>
-      <w:r>
-        <w:rPr>
-          <w:rStyle w:val="10"/>
-          <w:rFonts w:hint="eastAsia"/>
-          <w:lang w:val="en-US" w:eastAsia="zh-CN"/>
-        </w:rPr>
-        <w:t>&amp;</w:t>
       </w:r>
     </w:p>
     <w:p>
@@ -7460,14 +7356,6 @@
         </w:rPr>
         <w:t>}</w:t>
       </w:r>
-      <w:r>
-        <w:rPr>
-          <w:rStyle w:val="10"/>
-          <w:rFonts w:hint="eastAsia"/>
-          <w:lang w:val="en-US" w:eastAsia="zh-CN"/>
-        </w:rPr>
-        <w:t>&amp;</w:t>
-      </w:r>
     </w:p>
     <w:p/>
     <w:p/>
@@ -7792,14 +7680,6 @@
         </w:rPr>
         <w:t>}</w:t>
       </w:r>
-      <w:r>
-        <w:rPr>
-          <w:rStyle w:val="10"/>
-          <w:rFonts w:hint="eastAsia"/>
-          <w:lang w:val="en-US" w:eastAsia="zh-CN"/>
-        </w:rPr>
-        <w:t>&amp;</w:t>
-      </w:r>
     </w:p>
     <w:p>
       <w:pPr>
@@ -8154,14 +8034,6 @@
         </w:rPr>
         <w:t>}</w:t>
       </w:r>
-      <w:r>
-        <w:rPr>
-          <w:rStyle w:val="10"/>
-          <w:rFonts w:hint="eastAsia"/>
-          <w:lang w:val="en-US" w:eastAsia="zh-CN"/>
-        </w:rPr>
-        <w:t>&amp;</w:t>
-      </w:r>
     </w:p>
     <w:p>
       <w:pPr>
@@ -8531,14 +8403,6 @@
         </w:rPr>
         <w:t>}</w:t>
       </w:r>
-      <w:r>
-        <w:rPr>
-          <w:rStyle w:val="10"/>
-          <w:rFonts w:hint="eastAsia"/>
-          <w:lang w:val="en-US" w:eastAsia="zh-CN"/>
-        </w:rPr>
-        <w:t>&amp;</w:t>
-      </w:r>
     </w:p>
     <w:p/>
     <w:p/>
@@ -9025,14 +8889,6 @@
         </w:rPr>
         <w:t xml:space="preserve">  }</w:t>
       </w:r>
-      <w:r>
-        <w:rPr>
-          <w:rStyle w:val="10"/>
-          <w:rFonts w:hint="eastAsia"/>
-          <w:lang w:val="en-US" w:eastAsia="zh-CN"/>
-        </w:rPr>
-        <w:t>&amp;</w:t>
-      </w:r>
     </w:p>
     <w:p>
       <w:pPr>
@@ -9449,14 +9305,6 @@
         </w:rPr>
         <w:t>}</w:t>
       </w:r>
-      <w:r>
-        <w:rPr>
-          <w:rStyle w:val="10"/>
-          <w:rFonts w:hint="eastAsia"/>
-          <w:lang w:val="en-US" w:eastAsia="zh-CN"/>
-        </w:rPr>
-        <w:t>&amp;</w:t>
-      </w:r>
     </w:p>
     <w:p>
       <w:pPr>
@@ -9825,14 +9673,6 @@
           <w:rStyle w:val="10"/>
         </w:rPr>
         <w:t>}</w:t>
-      </w:r>
-      <w:r>
-        <w:rPr>
-          <w:rStyle w:val="10"/>
-          <w:rFonts w:hint="eastAsia"/>
-          <w:lang w:val="en-US" w:eastAsia="zh-CN"/>
-        </w:rPr>
-        <w:t>&amp;</w:t>
       </w:r>
     </w:p>
     <w:p>
